--- a/nextjs/Nextjs-notes.docx
+++ b/nextjs/Nextjs-notes.docx
@@ -14511,6 +14511,8 @@
           <w:lang w:val="en-IN"/>
         </w:rPr>
       </w:pPr>
+      <w:bookmarkStart w:id="0" w:name="_GoBack"/>
+      <w:bookmarkEnd w:id="0"/>
       <w:r>
         <w:rPr>
           <w:rFonts w:hint="default"/>
@@ -14518,7 +14520,7 @@
           <w:bCs w:val="0"/>
           <w:lang w:val="en-IN"/>
         </w:rPr>
-        <w:t xml:space="preserve">Blow below code will work for every routes </w:t>
+        <w:t xml:space="preserve">below code will work for every routes </w:t>
       </w:r>
     </w:p>
     <w:p>
@@ -45350,7 +45352,6 @@
         </w:rPr>
         <w:t xml:space="preserve"> and </w:t>
       </w:r>
-      <w:bookmarkStart w:id="0" w:name="_GoBack"/>
       <w:r>
         <w:rPr>
           <w:rFonts w:hint="default"/>
@@ -45362,7 +45363,6 @@
         </w:rPr>
         <w:t>Reducer</w:t>
       </w:r>
-      <w:bookmarkEnd w:id="0"/>
     </w:p>
     <w:p>
       <w:pPr>

--- a/nextjs/Nextjs-notes.docx
+++ b/nextjs/Nextjs-notes.docx
@@ -14511,8 +14511,6 @@
           <w:lang w:val="en-IN"/>
         </w:rPr>
       </w:pPr>
-      <w:bookmarkStart w:id="0" w:name="_GoBack"/>
-      <w:bookmarkEnd w:id="0"/>
       <w:r>
         <w:rPr>
           <w:rFonts w:hint="default"/>
@@ -45419,6 +45417,655 @@
         </w:rPr>
       </w:pPr>
     </w:p>
+    <w:p>
+      <w:pPr>
+        <w:numPr>
+          <w:ilvl w:val="0"/>
+          <w:numId w:val="0"/>
+        </w:numPr>
+        <w:rPr>
+          <w:rFonts w:hint="default"/>
+          <w:lang w:val="en-IN"/>
+        </w:rPr>
+      </w:pPr>
+    </w:p>
+    <w:p>
+      <w:pPr>
+        <w:numPr>
+          <w:ilvl w:val="0"/>
+          <w:numId w:val="0"/>
+        </w:numPr>
+        <w:rPr>
+          <w:rFonts w:hint="default"/>
+          <w:lang w:val="en-IN"/>
+        </w:rPr>
+      </w:pPr>
+    </w:p>
+    <w:p>
+      <w:pPr>
+        <w:numPr>
+          <w:ilvl w:val="0"/>
+          <w:numId w:val="0"/>
+        </w:numPr>
+        <w:rPr>
+          <w:rFonts w:hint="default"/>
+          <w:lang w:val="en-IN"/>
+        </w:rPr>
+      </w:pPr>
+    </w:p>
+    <w:p>
+      <w:pPr>
+        <w:numPr>
+          <w:ilvl w:val="0"/>
+          <w:numId w:val="0"/>
+        </w:numPr>
+        <w:rPr>
+          <w:rFonts w:hint="default"/>
+          <w:lang w:val="en-IN"/>
+        </w:rPr>
+      </w:pPr>
+    </w:p>
+    <w:p>
+      <w:pPr>
+        <w:numPr>
+          <w:ilvl w:val="0"/>
+          <w:numId w:val="0"/>
+        </w:numPr>
+        <w:rPr>
+          <w:rFonts w:hint="default"/>
+          <w:lang w:val="en-IN"/>
+        </w:rPr>
+      </w:pPr>
+    </w:p>
+    <w:p>
+      <w:pPr>
+        <w:numPr>
+          <w:ilvl w:val="0"/>
+          <w:numId w:val="0"/>
+        </w:numPr>
+        <w:rPr>
+          <w:rFonts w:hint="default"/>
+          <w:lang w:val="en-IN"/>
+        </w:rPr>
+      </w:pPr>
+    </w:p>
+    <w:p>
+      <w:pPr>
+        <w:numPr>
+          <w:ilvl w:val="0"/>
+          <w:numId w:val="0"/>
+        </w:numPr>
+        <w:rPr>
+          <w:rFonts w:hint="default"/>
+          <w:lang w:val="en-IN"/>
+        </w:rPr>
+      </w:pPr>
+    </w:p>
+    <w:p>
+      <w:pPr>
+        <w:numPr>
+          <w:ilvl w:val="0"/>
+          <w:numId w:val="0"/>
+        </w:numPr>
+        <w:rPr>
+          <w:rFonts w:hint="default"/>
+          <w:lang w:val="en-IN"/>
+        </w:rPr>
+      </w:pPr>
+    </w:p>
+    <w:p>
+      <w:pPr>
+        <w:numPr>
+          <w:ilvl w:val="0"/>
+          <w:numId w:val="0"/>
+        </w:numPr>
+        <w:rPr>
+          <w:rFonts w:hint="default"/>
+          <w:lang w:val="en-IN"/>
+        </w:rPr>
+      </w:pPr>
+    </w:p>
+    <w:p>
+      <w:pPr>
+        <w:numPr>
+          <w:ilvl w:val="0"/>
+          <w:numId w:val="0"/>
+        </w:numPr>
+        <w:rPr>
+          <w:rFonts w:hint="default"/>
+          <w:lang w:val="en-IN"/>
+        </w:rPr>
+      </w:pPr>
+    </w:p>
+    <w:p>
+      <w:pPr>
+        <w:numPr>
+          <w:ilvl w:val="0"/>
+          <w:numId w:val="0"/>
+        </w:numPr>
+        <w:rPr>
+          <w:rFonts w:hint="default"/>
+          <w:lang w:val="en-IN"/>
+        </w:rPr>
+      </w:pPr>
+    </w:p>
+    <w:p>
+      <w:pPr>
+        <w:numPr>
+          <w:ilvl w:val="0"/>
+          <w:numId w:val="0"/>
+        </w:numPr>
+        <w:rPr>
+          <w:rFonts w:hint="default"/>
+          <w:lang w:val="en-IN"/>
+        </w:rPr>
+      </w:pPr>
+    </w:p>
+    <w:p>
+      <w:pPr>
+        <w:numPr>
+          <w:ilvl w:val="0"/>
+          <w:numId w:val="0"/>
+        </w:numPr>
+        <w:rPr>
+          <w:rFonts w:hint="default"/>
+          <w:lang w:val="en-IN"/>
+        </w:rPr>
+      </w:pPr>
+    </w:p>
+    <w:p>
+      <w:pPr>
+        <w:numPr>
+          <w:ilvl w:val="0"/>
+          <w:numId w:val="0"/>
+        </w:numPr>
+        <w:rPr>
+          <w:rFonts w:hint="default"/>
+          <w:lang w:val="en-IN"/>
+        </w:rPr>
+      </w:pPr>
+    </w:p>
+    <w:p>
+      <w:pPr>
+        <w:numPr>
+          <w:ilvl w:val="0"/>
+          <w:numId w:val="0"/>
+        </w:numPr>
+        <w:rPr>
+          <w:rFonts w:hint="default"/>
+          <w:lang w:val="en-IN"/>
+        </w:rPr>
+      </w:pPr>
+    </w:p>
+    <w:p>
+      <w:pPr>
+        <w:numPr>
+          <w:ilvl w:val="0"/>
+          <w:numId w:val="0"/>
+        </w:numPr>
+        <w:rPr>
+          <w:rFonts w:hint="default"/>
+          <w:lang w:val="en-IN"/>
+        </w:rPr>
+      </w:pPr>
+    </w:p>
+    <w:p>
+      <w:pPr>
+        <w:numPr>
+          <w:ilvl w:val="0"/>
+          <w:numId w:val="0"/>
+        </w:numPr>
+        <w:rPr>
+          <w:rFonts w:hint="default"/>
+          <w:lang w:val="en-IN"/>
+        </w:rPr>
+      </w:pPr>
+    </w:p>
+    <w:p>
+      <w:pPr>
+        <w:numPr>
+          <w:ilvl w:val="0"/>
+          <w:numId w:val="0"/>
+        </w:numPr>
+        <w:rPr>
+          <w:rFonts w:hint="default"/>
+          <w:lang w:val="en-IN"/>
+        </w:rPr>
+      </w:pPr>
+    </w:p>
+    <w:p>
+      <w:pPr>
+        <w:numPr>
+          <w:ilvl w:val="0"/>
+          <w:numId w:val="0"/>
+        </w:numPr>
+        <w:rPr>
+          <w:rFonts w:hint="default"/>
+          <w:lang w:val="en-IN"/>
+        </w:rPr>
+      </w:pPr>
+    </w:p>
+    <w:p>
+      <w:pPr>
+        <w:numPr>
+          <w:ilvl w:val="0"/>
+          <w:numId w:val="0"/>
+        </w:numPr>
+        <w:rPr>
+          <w:rFonts w:hint="default"/>
+          <w:lang w:val="en-IN"/>
+        </w:rPr>
+      </w:pPr>
+    </w:p>
+    <w:p>
+      <w:pPr>
+        <w:numPr>
+          <w:ilvl w:val="0"/>
+          <w:numId w:val="0"/>
+        </w:numPr>
+        <w:rPr>
+          <w:rFonts w:hint="default"/>
+          <w:lang w:val="en-IN"/>
+        </w:rPr>
+      </w:pPr>
+    </w:p>
+    <w:p>
+      <w:pPr>
+        <w:numPr>
+          <w:ilvl w:val="0"/>
+          <w:numId w:val="0"/>
+        </w:numPr>
+        <w:rPr>
+          <w:rFonts w:hint="default"/>
+          <w:lang w:val="en-IN"/>
+        </w:rPr>
+      </w:pPr>
+      <w:r>
+        <w:rPr>
+          <w:rFonts w:hint="default"/>
+          <w:lang w:val="en-IN"/>
+        </w:rPr>
+        <w:t>Backend in Nextjs</w:t>
+      </w:r>
+    </w:p>
+    <w:p>
+      <w:pPr>
+        <w:numPr>
+          <w:ilvl w:val="0"/>
+          <w:numId w:val="0"/>
+        </w:numPr>
+        <w:rPr>
+          <w:rFonts w:hint="default"/>
+          <w:lang w:val="en-IN"/>
+        </w:rPr>
+      </w:pPr>
+    </w:p>
+    <w:p>
+      <w:pPr>
+        <w:numPr>
+          <w:ilvl w:val="0"/>
+          <w:numId w:val="0"/>
+        </w:numPr>
+        <w:rPr>
+          <w:rFonts w:hint="default"/>
+          <w:lang w:val="en-IN"/>
+        </w:rPr>
+      </w:pPr>
+    </w:p>
+    <w:p>
+      <w:pPr>
+        <w:numPr>
+          <w:ilvl w:val="0"/>
+          <w:numId w:val="9"/>
+        </w:numPr>
+        <w:rPr>
+          <w:rFonts w:hint="default"/>
+          <w:lang w:val="en-IN"/>
+        </w:rPr>
+      </w:pPr>
+      <w:r>
+        <w:rPr>
+          <w:rFonts w:hint="default"/>
+          <w:lang w:val="en-IN"/>
+        </w:rPr>
+        <w:t>Create database in mongdb.</w:t>
+      </w:r>
+    </w:p>
+    <w:p>
+      <w:pPr>
+        <w:numPr>
+          <w:ilvl w:val="0"/>
+          <w:numId w:val="9"/>
+        </w:numPr>
+        <w:rPr>
+          <w:rFonts w:hint="default"/>
+          <w:lang w:val="en-IN"/>
+        </w:rPr>
+      </w:pPr>
+      <w:r>
+        <w:rPr>
+          <w:rFonts w:hint="default"/>
+          <w:lang w:val="en-IN"/>
+        </w:rPr>
+        <w:t>npm install axios, npm install react-toastify, npm install mongoose</w:t>
+      </w:r>
+      <w:bookmarkStart w:id="0" w:name="_GoBack"/>
+      <w:bookmarkEnd w:id="0"/>
+    </w:p>
+    <w:p>
+      <w:pPr>
+        <w:numPr>
+          <w:ilvl w:val="0"/>
+          <w:numId w:val="9"/>
+        </w:numPr>
+        <w:rPr>
+          <w:rFonts w:hint="default"/>
+          <w:lang w:val="en-IN"/>
+        </w:rPr>
+      </w:pPr>
+      <w:r>
+        <w:rPr>
+          <w:rFonts w:hint="default"/>
+          <w:lang w:val="en-IN"/>
+        </w:rPr>
+        <w:t xml:space="preserve">In </w:t>
+      </w:r>
+      <w:r>
+        <w:rPr>
+          <w:rFonts w:hint="default"/>
+          <w:b/>
+          <w:bCs/>
+          <w:i/>
+          <w:iCs/>
+          <w:lang w:val="en-IN"/>
+        </w:rPr>
+        <w:t>root folder</w:t>
+      </w:r>
+      <w:r>
+        <w:rPr>
+          <w:rFonts w:hint="default"/>
+          <w:lang w:val="en-IN"/>
+        </w:rPr>
+        <w:t xml:space="preserve"> create folder name “</w:t>
+      </w:r>
+      <w:r>
+        <w:rPr>
+          <w:rFonts w:hint="default"/>
+          <w:b/>
+          <w:bCs/>
+          <w:i/>
+          <w:iCs/>
+          <w:lang w:val="en-IN"/>
+        </w:rPr>
+        <w:t>lib</w:t>
+      </w:r>
+      <w:r>
+        <w:rPr>
+          <w:rFonts w:hint="default"/>
+          <w:lang w:val="en-IN"/>
+        </w:rPr>
+        <w:t>”. Inside this floder create more 2 folder “</w:t>
+      </w:r>
+      <w:r>
+        <w:rPr>
+          <w:rFonts w:hint="default"/>
+          <w:b/>
+          <w:bCs/>
+          <w:i/>
+          <w:iCs/>
+          <w:lang w:val="en-IN"/>
+        </w:rPr>
+        <w:t>config</w:t>
+      </w:r>
+      <w:r>
+        <w:rPr>
+          <w:rFonts w:hint="default"/>
+          <w:lang w:val="en-IN"/>
+        </w:rPr>
+        <w:t>” and “</w:t>
+      </w:r>
+      <w:r>
+        <w:rPr>
+          <w:rFonts w:hint="default"/>
+          <w:b/>
+          <w:bCs/>
+          <w:i/>
+          <w:iCs/>
+          <w:lang w:val="en-IN"/>
+        </w:rPr>
+        <w:t>models</w:t>
+      </w:r>
+      <w:r>
+        <w:rPr>
+          <w:rFonts w:hint="default"/>
+          <w:lang w:val="en-IN"/>
+        </w:rPr>
+        <w:t>”. Also create “</w:t>
+      </w:r>
+      <w:r>
+        <w:rPr>
+          <w:rFonts w:hint="default"/>
+          <w:b/>
+          <w:bCs/>
+          <w:i/>
+          <w:iCs/>
+          <w:lang w:val="en-IN"/>
+        </w:rPr>
+        <w:t>.env</w:t>
+      </w:r>
+      <w:r>
+        <w:rPr>
+          <w:rFonts w:hint="default"/>
+          <w:lang w:val="en-IN"/>
+        </w:rPr>
+        <w:t xml:space="preserve">” file in </w:t>
+      </w:r>
+      <w:r>
+        <w:rPr>
+          <w:rFonts w:hint="default"/>
+          <w:b/>
+          <w:bCs/>
+          <w:i/>
+          <w:iCs/>
+          <w:lang w:val="en-IN"/>
+        </w:rPr>
+        <w:t>root folder</w:t>
+      </w:r>
+      <w:r>
+        <w:rPr>
+          <w:rFonts w:hint="default"/>
+          <w:b w:val="0"/>
+          <w:bCs w:val="0"/>
+          <w:i w:val="0"/>
+          <w:iCs w:val="0"/>
+          <w:lang w:val="en-IN"/>
+        </w:rPr>
+        <w:t>.</w:t>
+      </w:r>
+    </w:p>
+    <w:p>
+      <w:pPr>
+        <w:numPr>
+          <w:ilvl w:val="0"/>
+          <w:numId w:val="9"/>
+        </w:numPr>
+        <w:rPr>
+          <w:rFonts w:hint="default"/>
+          <w:lang w:val="en-IN"/>
+        </w:rPr>
+      </w:pPr>
+      <w:r>
+        <w:rPr>
+          <w:rFonts w:hint="default"/>
+          <w:lang w:val="en-IN"/>
+        </w:rPr>
+        <w:t>Create “</w:t>
+      </w:r>
+      <w:r>
+        <w:rPr>
+          <w:rFonts w:hint="default"/>
+          <w:b/>
+          <w:bCs/>
+          <w:i/>
+          <w:iCs/>
+          <w:lang w:val="en-IN"/>
+        </w:rPr>
+        <w:t>db.js</w:t>
+      </w:r>
+      <w:r>
+        <w:rPr>
+          <w:rFonts w:hint="default"/>
+          <w:lang w:val="en-IN"/>
+        </w:rPr>
+        <w:t>” file in “</w:t>
+      </w:r>
+      <w:r>
+        <w:rPr>
+          <w:rFonts w:hint="default"/>
+          <w:b/>
+          <w:bCs/>
+          <w:i/>
+          <w:iCs/>
+          <w:lang w:val="en-IN"/>
+        </w:rPr>
+        <w:t>config</w:t>
+      </w:r>
+      <w:r>
+        <w:rPr>
+          <w:rFonts w:hint="default"/>
+          <w:lang w:val="en-IN"/>
+        </w:rPr>
+        <w:t>” folder</w:t>
+      </w:r>
+    </w:p>
+    <w:p>
+      <w:pPr>
+        <w:numPr>
+          <w:numId w:val="0"/>
+        </w:numPr>
+        <w:rPr>
+          <w:rFonts w:hint="default"/>
+          <w:lang w:val="en-IN"/>
+        </w:rPr>
+      </w:pPr>
+    </w:p>
+    <w:p>
+      <w:pPr>
+        <w:numPr>
+          <w:ilvl w:val="0"/>
+          <w:numId w:val="9"/>
+        </w:numPr>
+        <w:ind w:left="0" w:leftChars="0" w:firstLine="0" w:firstLineChars="0"/>
+        <w:rPr>
+          <w:rFonts w:hint="default"/>
+          <w:lang w:val="en-IN"/>
+        </w:rPr>
+      </w:pPr>
+      <w:r>
+        <w:rPr>
+          <w:rFonts w:hint="default"/>
+          <w:lang w:val="en-IN"/>
+        </w:rPr>
+        <w:t>Dfgdgdfgd</w:t>
+      </w:r>
+    </w:p>
+    <w:p>
+      <w:pPr>
+        <w:numPr>
+          <w:ilvl w:val="0"/>
+          <w:numId w:val="9"/>
+        </w:numPr>
+        <w:ind w:left="0" w:leftChars="0" w:firstLine="0" w:firstLineChars="0"/>
+        <w:rPr>
+          <w:rFonts w:hint="default"/>
+          <w:lang w:val="en-IN"/>
+        </w:rPr>
+      </w:pPr>
+    </w:p>
+    <w:p>
+      <w:pPr>
+        <w:numPr>
+          <w:ilvl w:val="0"/>
+          <w:numId w:val="0"/>
+        </w:numPr>
+        <w:rPr>
+          <w:rFonts w:hint="default"/>
+          <w:lang w:val="en-IN"/>
+        </w:rPr>
+      </w:pPr>
+    </w:p>
+    <w:p>
+      <w:pPr>
+        <w:numPr>
+          <w:ilvl w:val="0"/>
+          <w:numId w:val="0"/>
+        </w:numPr>
+        <w:rPr>
+          <w:rFonts w:hint="default"/>
+          <w:lang w:val="en-IN"/>
+        </w:rPr>
+      </w:pPr>
+    </w:p>
+    <w:p>
+      <w:pPr>
+        <w:numPr>
+          <w:ilvl w:val="0"/>
+          <w:numId w:val="0"/>
+        </w:numPr>
+        <w:rPr>
+          <w:rFonts w:hint="default"/>
+          <w:lang w:val="en-IN"/>
+        </w:rPr>
+      </w:pPr>
+    </w:p>
+    <w:p>
+      <w:pPr>
+        <w:numPr>
+          <w:ilvl w:val="0"/>
+          <w:numId w:val="0"/>
+        </w:numPr>
+        <w:rPr>
+          <w:rFonts w:hint="default"/>
+          <w:lang w:val="en-IN"/>
+        </w:rPr>
+      </w:pPr>
+    </w:p>
+    <w:p>
+      <w:pPr>
+        <w:numPr>
+          <w:ilvl w:val="0"/>
+          <w:numId w:val="0"/>
+        </w:numPr>
+        <w:rPr>
+          <w:rFonts w:hint="default"/>
+          <w:lang w:val="en-IN"/>
+        </w:rPr>
+      </w:pPr>
+    </w:p>
+    <w:p>
+      <w:pPr>
+        <w:numPr>
+          <w:ilvl w:val="0"/>
+          <w:numId w:val="0"/>
+        </w:numPr>
+        <w:rPr>
+          <w:rFonts w:hint="default"/>
+          <w:lang w:val="en-IN"/>
+        </w:rPr>
+      </w:pPr>
+    </w:p>
+    <w:p>
+      <w:pPr>
+        <w:numPr>
+          <w:ilvl w:val="0"/>
+          <w:numId w:val="0"/>
+        </w:numPr>
+        <w:rPr>
+          <w:rFonts w:hint="default"/>
+          <w:lang w:val="en-IN"/>
+        </w:rPr>
+      </w:pPr>
+    </w:p>
     <w:sectPr>
       <w:pgSz w:w="11906" w:h="16838"/>
       <w:pgMar w:top="720" w:right="720" w:bottom="720" w:left="720" w:header="720" w:footer="720" w:gutter="0"/>
@@ -45567,6 +46214,18 @@
       </w:rPr>
     </w:lvl>
   </w:abstractNum>
+  <w:abstractNum w:abstractNumId="8">
+    <w:nsid w:val="7A8B338A"/>
+    <w:multiLevelType w:val="singleLevel"/>
+    <w:tmpl w:val="7A8B338A"/>
+    <w:lvl w:ilvl="0" w:tentative="0">
+      <w:start w:val="1"/>
+      <w:numFmt w:val="decimal"/>
+      <w:suff w:val="space"/>
+      <w:lvlText w:val="%1."/>
+      <w:lvlJc w:val="left"/>
+    </w:lvl>
+  </w:abstractNum>
   <w:num w:numId="1">
     <w:abstractNumId w:val="5"/>
   </w:num>
@@ -45590,6 +46249,9 @@
   </w:num>
   <w:num w:numId="8">
     <w:abstractNumId w:val="3"/>
+  </w:num>
+  <w:num w:numId="9">
+    <w:abstractNumId w:val="8"/>
   </w:num>
 </w:numbering>
 </file>
